--- a/docs/developpement/phases/word/PHASE_45_IA_OVHCLOUD_SEUL_COMME_MOTEUR_DE_LANGAGE_DE_LAGENT.docx
+++ b/docs/developpement/phases/word/PHASE_45_IA_OVHCLOUD_SEUL_COMME_MOTEUR_DE_LANGAGE_DE_LAGENT.docx
@@ -20,7 +20,7 @@
       <w:r>
         <w:t xml:space="preserve">FlaiX Expert · dossier de développement · généré le 2026-10-19 depuis le dépôt </w:t>
       </w:r>
-      <w:hyperlink w:history="1" r:id="rId53piba1zq-7-xndhythw-">
+      <w:hyperlink w:history="1" r:id="rIdvhawlnjios2xul9ushbdy">
         <w:r>
           <w:rPr>
             <w:rStyle w:val="Hyperlink"/>
@@ -451,7 +451,7 @@
           <w:numId w:val="2"/>
         </w:numPr>
       </w:pPr>
-      <w:hyperlink w:history="1" r:id="rIdnzv_t2ycr6k0bkkpqsite">
+      <w:hyperlink w:history="1" r:id="rIdgvg5zwzx8yr9-e6o2zn4f">
         <w:r>
           <w:rPr>
             <w:rStyle w:val="Hyperlink"/>
@@ -471,7 +471,7 @@
           <w:numId w:val="2"/>
         </w:numPr>
       </w:pPr>
-      <w:hyperlink w:history="1" r:id="rIdhkmy5634dvtt27wsooqsg">
+      <w:hyperlink w:history="1" r:id="rIdgwpt_ifpjretabk4fkymq">
         <w:r>
           <w:rPr>
             <w:rStyle w:val="Hyperlink"/>
@@ -519,7 +519,7 @@
       <w:r>
         <w:t xml:space="preserve"> — modifié — </w:t>
       </w:r>
-      <w:hyperlink w:history="1" r:id="rIdbyskyp1irwsdey6puqijv">
+      <w:hyperlink w:history="1" r:id="rId_sg4amjn5abvrswdzx22p">
         <w:r>
           <w:rPr>
             <w:rStyle w:val="Hyperlink"/>
@@ -556,7 +556,7 @@
       <w:r>
         <w:t xml:space="preserve"> — modifié — </w:t>
       </w:r>
-      <w:hyperlink w:history="1" r:id="rId6agjpai51qdn0kmnvf4nt">
+      <w:hyperlink w:history="1" r:id="rIdpi70mbn0afrhf_g-xpdim">
         <w:r>
           <w:rPr>
             <w:rStyle w:val="Hyperlink"/>
@@ -593,7 +593,7 @@
       <w:r>
         <w:t xml:space="preserve"> — modifié — </w:t>
       </w:r>
-      <w:hyperlink w:history="1" r:id="rIdvcqmy5sbu4m10irkrgp5x">
+      <w:hyperlink w:history="1" r:id="rIdj6hpw_stevv6vwwk6rcju">
         <w:r>
           <w:rPr>
             <w:rStyle w:val="Hyperlink"/>
@@ -622,7 +622,7 @@
       <w:r>
         <w:t xml:space="preserve"> — modifié — </w:t>
       </w:r>
-      <w:hyperlink w:history="1" r:id="rIdudlilnn-j1vkwvper-gc0">
+      <w:hyperlink w:history="1" r:id="rId5ymfko7n3mvznrbamingf">
         <w:r>
           <w:rPr>
             <w:rStyle w:val="Hyperlink"/>
@@ -659,7 +659,7 @@
       <w:r>
         <w:t xml:space="preserve"> — modifié — </w:t>
       </w:r>
-      <w:hyperlink w:history="1" r:id="rIdf_dtmy8p_tkvquh2g9ys4">
+      <w:hyperlink w:history="1" r:id="rIdqshvusafiao1jro4j7qiz">
         <w:r>
           <w:rPr>
             <w:rStyle w:val="Hyperlink"/>
@@ -688,7 +688,7 @@
       <w:r>
         <w:t xml:space="preserve"> — modifié — </w:t>
       </w:r>
-      <w:hyperlink w:history="1" r:id="rId-8lcdcrdxmrpukfkam4jd">
+      <w:hyperlink w:history="1" r:id="rIdspflcdf6zaepkjcjcwr6a">
         <w:r>
           <w:rPr>
             <w:rStyle w:val="Hyperlink"/>
@@ -725,7 +725,7 @@
       <w:r>
         <w:t xml:space="preserve"> — modifié — </w:t>
       </w:r>
-      <w:hyperlink w:history="1" r:id="rIdxkfqf59sdfbkwgrolsvrl">
+      <w:hyperlink w:history="1" r:id="rIdvste6f4v3op9d_toha_gi">
         <w:r>
           <w:rPr>
             <w:rStyle w:val="Hyperlink"/>
@@ -762,7 +762,7 @@
       <w:r>
         <w:t xml:space="preserve"> — modifié — </w:t>
       </w:r>
-      <w:hyperlink w:history="1" r:id="rIdtuupyz8lkekbqflzofhbk">
+      <w:hyperlink w:history="1" r:id="rId16r3sqnlqj2ux22yut77f">
         <w:r>
           <w:rPr>
             <w:rStyle w:val="Hyperlink"/>
@@ -791,7 +791,7 @@
       <w:r>
         <w:t xml:space="preserve"> — modifié — </w:t>
       </w:r>
-      <w:hyperlink w:history="1" r:id="rIdjcl1cvoj29azgmb_liyha">
+      <w:hyperlink w:history="1" r:id="rIdnzirjyok0jzvpu9foc9rp">
         <w:r>
           <w:rPr>
             <w:rStyle w:val="Hyperlink"/>
@@ -820,7 +820,7 @@
       <w:r>
         <w:t xml:space="preserve"> — modifié — </w:t>
       </w:r>
-      <w:hyperlink w:history="1" r:id="rId3rp1bygpcsluv02e3bv0d">
+      <w:hyperlink w:history="1" r:id="rId663lpxafga7sjb5rrqjat">
         <w:r>
           <w:rPr>
             <w:rStyle w:val="Hyperlink"/>

--- a/docs/developpement/phases/word/PHASE_45_IA_OVHCLOUD_SEUL_COMME_MOTEUR_DE_LANGAGE_DE_LAGENT.docx
+++ b/docs/developpement/phases/word/PHASE_45_IA_OVHCLOUD_SEUL_COMME_MOTEUR_DE_LANGAGE_DE_LAGENT.docx
@@ -20,7 +20,7 @@
       <w:r>
         <w:t xml:space="preserve">FlaiX Expert · dossier de développement · généré le 2026-10-19 depuis le dépôt </w:t>
       </w:r>
-      <w:hyperlink w:history="1" r:id="rIdvhawlnjios2xul9ushbdy">
+      <w:hyperlink w:history="1" r:id="rIdseqsexru_-iclz2ktpgr7">
         <w:r>
           <w:rPr>
             <w:rStyle w:val="Hyperlink"/>
@@ -451,7 +451,7 @@
           <w:numId w:val="2"/>
         </w:numPr>
       </w:pPr>
-      <w:hyperlink w:history="1" r:id="rIdgvg5zwzx8yr9-e6o2zn4f">
+      <w:hyperlink w:history="1" r:id="rIdoccvfc8265pkexj8inlr4">
         <w:r>
           <w:rPr>
             <w:rStyle w:val="Hyperlink"/>
@@ -471,7 +471,7 @@
           <w:numId w:val="2"/>
         </w:numPr>
       </w:pPr>
-      <w:hyperlink w:history="1" r:id="rIdgwpt_ifpjretabk4fkymq">
+      <w:hyperlink w:history="1" r:id="rIdho5kekks5ziklkxsl0c6s">
         <w:r>
           <w:rPr>
             <w:rStyle w:val="Hyperlink"/>
@@ -519,7 +519,7 @@
       <w:r>
         <w:t xml:space="preserve"> — modifié — </w:t>
       </w:r>
-      <w:hyperlink w:history="1" r:id="rId_sg4amjn5abvrswdzx22p">
+      <w:hyperlink w:history="1" r:id="rIdwyyz1npxdg2qsw5rw-rsb">
         <w:r>
           <w:rPr>
             <w:rStyle w:val="Hyperlink"/>
@@ -556,7 +556,7 @@
       <w:r>
         <w:t xml:space="preserve"> — modifié — </w:t>
       </w:r>
-      <w:hyperlink w:history="1" r:id="rIdpi70mbn0afrhf_g-xpdim">
+      <w:hyperlink w:history="1" r:id="rIdkr_dsxckgcrewme2fmjer">
         <w:r>
           <w:rPr>
             <w:rStyle w:val="Hyperlink"/>
@@ -593,7 +593,7 @@
       <w:r>
         <w:t xml:space="preserve"> — modifié — </w:t>
       </w:r>
-      <w:hyperlink w:history="1" r:id="rIdj6hpw_stevv6vwwk6rcju">
+      <w:hyperlink w:history="1" r:id="rIdm9z8loigww02tdwotvecz">
         <w:r>
           <w:rPr>
             <w:rStyle w:val="Hyperlink"/>
@@ -622,7 +622,7 @@
       <w:r>
         <w:t xml:space="preserve"> — modifié — </w:t>
       </w:r>
-      <w:hyperlink w:history="1" r:id="rId5ymfko7n3mvznrbamingf">
+      <w:hyperlink w:history="1" r:id="rIdyteelai-bp6cmjoq88gba">
         <w:r>
           <w:rPr>
             <w:rStyle w:val="Hyperlink"/>
@@ -659,7 +659,7 @@
       <w:r>
         <w:t xml:space="preserve"> — modifié — </w:t>
       </w:r>
-      <w:hyperlink w:history="1" r:id="rIdqshvusafiao1jro4j7qiz">
+      <w:hyperlink w:history="1" r:id="rIdmrgv4fnayogn4nlzemyhm">
         <w:r>
           <w:rPr>
             <w:rStyle w:val="Hyperlink"/>
@@ -688,7 +688,7 @@
       <w:r>
         <w:t xml:space="preserve"> — modifié — </w:t>
       </w:r>
-      <w:hyperlink w:history="1" r:id="rIdspflcdf6zaepkjcjcwr6a">
+      <w:hyperlink w:history="1" r:id="rIdqj5gc-dhrjrk1i57yf98e">
         <w:r>
           <w:rPr>
             <w:rStyle w:val="Hyperlink"/>
@@ -725,7 +725,7 @@
       <w:r>
         <w:t xml:space="preserve"> — modifié — </w:t>
       </w:r>
-      <w:hyperlink w:history="1" r:id="rIdvste6f4v3op9d_toha_gi">
+      <w:hyperlink w:history="1" r:id="rIdvdkpxijf8tusmvqs-e6na">
         <w:r>
           <w:rPr>
             <w:rStyle w:val="Hyperlink"/>
@@ -762,7 +762,7 @@
       <w:r>
         <w:t xml:space="preserve"> — modifié — </w:t>
       </w:r>
-      <w:hyperlink w:history="1" r:id="rId16r3sqnlqj2ux22yut77f">
+      <w:hyperlink w:history="1" r:id="rIdjsh4jelhijo04u3yio_ce">
         <w:r>
           <w:rPr>
             <w:rStyle w:val="Hyperlink"/>
@@ -791,7 +791,7 @@
       <w:r>
         <w:t xml:space="preserve"> — modifié — </w:t>
       </w:r>
-      <w:hyperlink w:history="1" r:id="rIdnzirjyok0jzvpu9foc9rp">
+      <w:hyperlink w:history="1" r:id="rId92hgsw0srv34pjpcf9xn-">
         <w:r>
           <w:rPr>
             <w:rStyle w:val="Hyperlink"/>
@@ -820,7 +820,7 @@
       <w:r>
         <w:t xml:space="preserve"> — modifié — </w:t>
       </w:r>
-      <w:hyperlink w:history="1" r:id="rId663lpxafga7sjb5rrqjat">
+      <w:hyperlink w:history="1" r:id="rIdmsclenqpgraev_4czawou">
         <w:r>
           <w:rPr>
             <w:rStyle w:val="Hyperlink"/>

--- a/docs/developpement/phases/word/PHASE_45_IA_OVHCLOUD_SEUL_COMME_MOTEUR_DE_LANGAGE_DE_LAGENT.docx
+++ b/docs/developpement/phases/word/PHASE_45_IA_OVHCLOUD_SEUL_COMME_MOTEUR_DE_LANGAGE_DE_LAGENT.docx
@@ -20,7 +20,7 @@
       <w:r>
         <w:t xml:space="preserve">FlaiX Expert · dossier de développement · généré le 2026-10-19 depuis le dépôt </w:t>
       </w:r>
-      <w:hyperlink w:history="1" r:id="rIdseqsexru_-iclz2ktpgr7">
+      <w:hyperlink w:history="1" r:id="rIdhi8tciovwyooyjwkhffkt">
         <w:r>
           <w:rPr>
             <w:rStyle w:val="Hyperlink"/>
@@ -451,7 +451,7 @@
           <w:numId w:val="2"/>
         </w:numPr>
       </w:pPr>
-      <w:hyperlink w:history="1" r:id="rIdoccvfc8265pkexj8inlr4">
+      <w:hyperlink w:history="1" r:id="rIdasoyrpugxpktuyz-v6nmf">
         <w:r>
           <w:rPr>
             <w:rStyle w:val="Hyperlink"/>
@@ -471,7 +471,7 @@
           <w:numId w:val="2"/>
         </w:numPr>
       </w:pPr>
-      <w:hyperlink w:history="1" r:id="rIdho5kekks5ziklkxsl0c6s">
+      <w:hyperlink w:history="1" r:id="rId3kgzsyyquqpjxikfheess">
         <w:r>
           <w:rPr>
             <w:rStyle w:val="Hyperlink"/>
@@ -519,7 +519,7 @@
       <w:r>
         <w:t xml:space="preserve"> — modifié — </w:t>
       </w:r>
-      <w:hyperlink w:history="1" r:id="rIdwyyz1npxdg2qsw5rw-rsb">
+      <w:hyperlink w:history="1" r:id="rId-0n8eeavjo-673zaorivi">
         <w:r>
           <w:rPr>
             <w:rStyle w:val="Hyperlink"/>
@@ -556,7 +556,7 @@
       <w:r>
         <w:t xml:space="preserve"> — modifié — </w:t>
       </w:r>
-      <w:hyperlink w:history="1" r:id="rIdkr_dsxckgcrewme2fmjer">
+      <w:hyperlink w:history="1" r:id="rIdy9aohzksv8cavntoel7jb">
         <w:r>
           <w:rPr>
             <w:rStyle w:val="Hyperlink"/>
@@ -593,7 +593,7 @@
       <w:r>
         <w:t xml:space="preserve"> — modifié — </w:t>
       </w:r>
-      <w:hyperlink w:history="1" r:id="rIdm9z8loigww02tdwotvecz">
+      <w:hyperlink w:history="1" r:id="rId4nbmmcyot-lkiurugodwy">
         <w:r>
           <w:rPr>
             <w:rStyle w:val="Hyperlink"/>
@@ -622,7 +622,7 @@
       <w:r>
         <w:t xml:space="preserve"> — modifié — </w:t>
       </w:r>
-      <w:hyperlink w:history="1" r:id="rIdyteelai-bp6cmjoq88gba">
+      <w:hyperlink w:history="1" r:id="rIdxa1enlfaab3pcparmoyi8">
         <w:r>
           <w:rPr>
             <w:rStyle w:val="Hyperlink"/>
@@ -659,7 +659,7 @@
       <w:r>
         <w:t xml:space="preserve"> — modifié — </w:t>
       </w:r>
-      <w:hyperlink w:history="1" r:id="rIdmrgv4fnayogn4nlzemyhm">
+      <w:hyperlink w:history="1" r:id="rId6u6fokgwftwbwcjuq0txz">
         <w:r>
           <w:rPr>
             <w:rStyle w:val="Hyperlink"/>
@@ -688,7 +688,7 @@
       <w:r>
         <w:t xml:space="preserve"> — modifié — </w:t>
       </w:r>
-      <w:hyperlink w:history="1" r:id="rIdqj5gc-dhrjrk1i57yf98e">
+      <w:hyperlink w:history="1" r:id="rIdpdrmllda9wsblzygkziww">
         <w:r>
           <w:rPr>
             <w:rStyle w:val="Hyperlink"/>
@@ -725,7 +725,7 @@
       <w:r>
         <w:t xml:space="preserve"> — modifié — </w:t>
       </w:r>
-      <w:hyperlink w:history="1" r:id="rIdvdkpxijf8tusmvqs-e6na">
+      <w:hyperlink w:history="1" r:id="rIdxhytyknrdjgrqtbxjphao">
         <w:r>
           <w:rPr>
             <w:rStyle w:val="Hyperlink"/>
@@ -762,7 +762,7 @@
       <w:r>
         <w:t xml:space="preserve"> — modifié — </w:t>
       </w:r>
-      <w:hyperlink w:history="1" r:id="rIdjsh4jelhijo04u3yio_ce">
+      <w:hyperlink w:history="1" r:id="rIdjdo1aztw5is9kq-xkx7zb">
         <w:r>
           <w:rPr>
             <w:rStyle w:val="Hyperlink"/>
@@ -791,7 +791,7 @@
       <w:r>
         <w:t xml:space="preserve"> — modifié — </w:t>
       </w:r>
-      <w:hyperlink w:history="1" r:id="rId92hgsw0srv34pjpcf9xn-">
+      <w:hyperlink w:history="1" r:id="rIdcjohdqsgf6fv4n4dy47nw">
         <w:r>
           <w:rPr>
             <w:rStyle w:val="Hyperlink"/>
@@ -820,7 +820,7 @@
       <w:r>
         <w:t xml:space="preserve"> — modifié — </w:t>
       </w:r>
-      <w:hyperlink w:history="1" r:id="rIdmsclenqpgraev_4czawou">
+      <w:hyperlink w:history="1" r:id="rIdvawxp1kqydtul1vtidrfg">
         <w:r>
           <w:rPr>
             <w:rStyle w:val="Hyperlink"/>

--- a/docs/developpement/phases/word/PHASE_45_IA_OVHCLOUD_SEUL_COMME_MOTEUR_DE_LANGAGE_DE_LAGENT.docx
+++ b/docs/developpement/phases/word/PHASE_45_IA_OVHCLOUD_SEUL_COMME_MOTEUR_DE_LANGAGE_DE_LAGENT.docx
@@ -20,7 +20,7 @@
       <w:r>
         <w:t xml:space="preserve">FlaiX Expert · dossier de développement · généré le 2026-10-19 depuis le dépôt </w:t>
       </w:r>
-      <w:hyperlink w:history="1" r:id="rIdhi8tciovwyooyjwkhffkt">
+      <w:hyperlink w:history="1" r:id="rId43wi8fjz_x-k2ddadnuiq">
         <w:r>
           <w:rPr>
             <w:rStyle w:val="Hyperlink"/>
@@ -451,7 +451,7 @@
           <w:numId w:val="2"/>
         </w:numPr>
       </w:pPr>
-      <w:hyperlink w:history="1" r:id="rIdasoyrpugxpktuyz-v6nmf">
+      <w:hyperlink w:history="1" r:id="rIdrzz4mpj0eefioix24a375">
         <w:r>
           <w:rPr>
             <w:rStyle w:val="Hyperlink"/>
@@ -471,7 +471,7 @@
           <w:numId w:val="2"/>
         </w:numPr>
       </w:pPr>
-      <w:hyperlink w:history="1" r:id="rId3kgzsyyquqpjxikfheess">
+      <w:hyperlink w:history="1" r:id="rIdko8fizpxnmhyeyqcsiorw">
         <w:r>
           <w:rPr>
             <w:rStyle w:val="Hyperlink"/>
@@ -519,7 +519,7 @@
       <w:r>
         <w:t xml:space="preserve"> — modifié — </w:t>
       </w:r>
-      <w:hyperlink w:history="1" r:id="rId-0n8eeavjo-673zaorivi">
+      <w:hyperlink w:history="1" r:id="rIdfkxsurgzrpyy-vu2otpgq">
         <w:r>
           <w:rPr>
             <w:rStyle w:val="Hyperlink"/>
@@ -556,7 +556,7 @@
       <w:r>
         <w:t xml:space="preserve"> — modifié — </w:t>
       </w:r>
-      <w:hyperlink w:history="1" r:id="rIdy9aohzksv8cavntoel7jb">
+      <w:hyperlink w:history="1" r:id="rIdaczzy6z0f8kbl0ccvdoel">
         <w:r>
           <w:rPr>
             <w:rStyle w:val="Hyperlink"/>
@@ -593,7 +593,7 @@
       <w:r>
         <w:t xml:space="preserve"> — modifié — </w:t>
       </w:r>
-      <w:hyperlink w:history="1" r:id="rId4nbmmcyot-lkiurugodwy">
+      <w:hyperlink w:history="1" r:id="rIdcepfkaojuzctw9nzgz02o">
         <w:r>
           <w:rPr>
             <w:rStyle w:val="Hyperlink"/>
@@ -622,7 +622,7 @@
       <w:r>
         <w:t xml:space="preserve"> — modifié — </w:t>
       </w:r>
-      <w:hyperlink w:history="1" r:id="rIdxa1enlfaab3pcparmoyi8">
+      <w:hyperlink w:history="1" r:id="rIdi-maxqriykhxcmatanx7v">
         <w:r>
           <w:rPr>
             <w:rStyle w:val="Hyperlink"/>
@@ -659,7 +659,7 @@
       <w:r>
         <w:t xml:space="preserve"> — modifié — </w:t>
       </w:r>
-      <w:hyperlink w:history="1" r:id="rId6u6fokgwftwbwcjuq0txz">
+      <w:hyperlink w:history="1" r:id="rIdjiq9chtauebikzwgfrwim">
         <w:r>
           <w:rPr>
             <w:rStyle w:val="Hyperlink"/>
@@ -688,7 +688,7 @@
       <w:r>
         <w:t xml:space="preserve"> — modifié — </w:t>
       </w:r>
-      <w:hyperlink w:history="1" r:id="rIdpdrmllda9wsblzygkziww">
+      <w:hyperlink w:history="1" r:id="rIdl_vss0cqomaf8rraj3ywd">
         <w:r>
           <w:rPr>
             <w:rStyle w:val="Hyperlink"/>
@@ -725,7 +725,7 @@
       <w:r>
         <w:t xml:space="preserve"> — modifié — </w:t>
       </w:r>
-      <w:hyperlink w:history="1" r:id="rIdxhytyknrdjgrqtbxjphao">
+      <w:hyperlink w:history="1" r:id="rIdpssxmffz4du85hoa2-ul8">
         <w:r>
           <w:rPr>
             <w:rStyle w:val="Hyperlink"/>
@@ -762,7 +762,7 @@
       <w:r>
         <w:t xml:space="preserve"> — modifié — </w:t>
       </w:r>
-      <w:hyperlink w:history="1" r:id="rIdjdo1aztw5is9kq-xkx7zb">
+      <w:hyperlink w:history="1" r:id="rId_hrpwtnrvd79nahdeifo8">
         <w:r>
           <w:rPr>
             <w:rStyle w:val="Hyperlink"/>
@@ -791,7 +791,7 @@
       <w:r>
         <w:t xml:space="preserve"> — modifié — </w:t>
       </w:r>
-      <w:hyperlink w:history="1" r:id="rIdcjohdqsgf6fv4n4dy47nw">
+      <w:hyperlink w:history="1" r:id="rIdlylpl_nxd_guombw-as8t">
         <w:r>
           <w:rPr>
             <w:rStyle w:val="Hyperlink"/>
@@ -820,7 +820,7 @@
       <w:r>
         <w:t xml:space="preserve"> — modifié — </w:t>
       </w:r>
-      <w:hyperlink w:history="1" r:id="rIdvawxp1kqydtul1vtidrfg">
+      <w:hyperlink w:history="1" r:id="rIdnxy9o4cz9or234eaje4tj">
         <w:r>
           <w:rPr>
             <w:rStyle w:val="Hyperlink"/>

--- a/docs/developpement/phases/word/PHASE_45_IA_OVHCLOUD_SEUL_COMME_MOTEUR_DE_LANGAGE_DE_LAGENT.docx
+++ b/docs/developpement/phases/word/PHASE_45_IA_OVHCLOUD_SEUL_COMME_MOTEUR_DE_LANGAGE_DE_LAGENT.docx
@@ -18,9 +18,9 @@
         <w:shd w:fill="F6F3FF" w:color="auto" w:val="clear"/>
       </w:pPr>
       <w:r>
-        <w:t xml:space="preserve">FlaiX Expert · dossier de développement · généré le 2026-10-19 depuis le dépôt </w:t>
-      </w:r>
-      <w:hyperlink w:history="1" r:id="rId43wi8fjz_x-k2ddadnuiq">
+        <w:t xml:space="preserve">FlaiX Expert · dossier de développement · généré le 2026-10-21 depuis le dépôt </w:t>
+      </w:r>
+      <w:hyperlink w:history="1" r:id="rId4oiqwy7hkrqjluuimboix">
         <w:r>
           <w:rPr>
             <w:rStyle w:val="Hyperlink"/>
@@ -451,7 +451,7 @@
           <w:numId w:val="2"/>
         </w:numPr>
       </w:pPr>
-      <w:hyperlink w:history="1" r:id="rIdrzz4mpj0eefioix24a375">
+      <w:hyperlink w:history="1" r:id="rIdw0vgr9nnlh75nx4yjxzyq">
         <w:r>
           <w:rPr>
             <w:rStyle w:val="Hyperlink"/>
@@ -471,7 +471,7 @@
           <w:numId w:val="2"/>
         </w:numPr>
       </w:pPr>
-      <w:hyperlink w:history="1" r:id="rIdko8fizpxnmhyeyqcsiorw">
+      <w:hyperlink w:history="1" r:id="rIdexyhsefwehdizillgajiu">
         <w:r>
           <w:rPr>
             <w:rStyle w:val="Hyperlink"/>
@@ -519,7 +519,7 @@
       <w:r>
         <w:t xml:space="preserve"> — modifié — </w:t>
       </w:r>
-      <w:hyperlink w:history="1" r:id="rIdfkxsurgzrpyy-vu2otpgq">
+      <w:hyperlink w:history="1" r:id="rIdomotzubdctirrirrf1jkb">
         <w:r>
           <w:rPr>
             <w:rStyle w:val="Hyperlink"/>
@@ -556,7 +556,7 @@
       <w:r>
         <w:t xml:space="preserve"> — modifié — </w:t>
       </w:r>
-      <w:hyperlink w:history="1" r:id="rIdaczzy6z0f8kbl0ccvdoel">
+      <w:hyperlink w:history="1" r:id="rIdphzxixxm8lyksu6molss2">
         <w:r>
           <w:rPr>
             <w:rStyle w:val="Hyperlink"/>
@@ -593,7 +593,7 @@
       <w:r>
         <w:t xml:space="preserve"> — modifié — </w:t>
       </w:r>
-      <w:hyperlink w:history="1" r:id="rIdcepfkaojuzctw9nzgz02o">
+      <w:hyperlink w:history="1" r:id="rId_hiywhi-u7e8gq0s0a3h6">
         <w:r>
           <w:rPr>
             <w:rStyle w:val="Hyperlink"/>
@@ -622,7 +622,7 @@
       <w:r>
         <w:t xml:space="preserve"> — modifié — </w:t>
       </w:r>
-      <w:hyperlink w:history="1" r:id="rIdi-maxqriykhxcmatanx7v">
+      <w:hyperlink w:history="1" r:id="rId89nl0tjgjn_hou8myp7qa">
         <w:r>
           <w:rPr>
             <w:rStyle w:val="Hyperlink"/>
@@ -659,7 +659,7 @@
       <w:r>
         <w:t xml:space="preserve"> — modifié — </w:t>
       </w:r>
-      <w:hyperlink w:history="1" r:id="rIdjiq9chtauebikzwgfrwim">
+      <w:hyperlink w:history="1" r:id="rIdwjq1wowpvj56sqkhgi3ih">
         <w:r>
           <w:rPr>
             <w:rStyle w:val="Hyperlink"/>
@@ -688,7 +688,7 @@
       <w:r>
         <w:t xml:space="preserve"> — modifié — </w:t>
       </w:r>
-      <w:hyperlink w:history="1" r:id="rIdl_vss0cqomaf8rraj3ywd">
+      <w:hyperlink w:history="1" r:id="rIdjexkt6nntxnqjvxe6layy">
         <w:r>
           <w:rPr>
             <w:rStyle w:val="Hyperlink"/>
@@ -725,7 +725,7 @@
       <w:r>
         <w:t xml:space="preserve"> — modifié — </w:t>
       </w:r>
-      <w:hyperlink w:history="1" r:id="rIdpssxmffz4du85hoa2-ul8">
+      <w:hyperlink w:history="1" r:id="rIdqjwoiwgg0ojt0fzeoy3xa">
         <w:r>
           <w:rPr>
             <w:rStyle w:val="Hyperlink"/>
@@ -762,7 +762,7 @@
       <w:r>
         <w:t xml:space="preserve"> — modifié — </w:t>
       </w:r>
-      <w:hyperlink w:history="1" r:id="rId_hrpwtnrvd79nahdeifo8">
+      <w:hyperlink w:history="1" r:id="rId7cxaflulidja4bwgdmxhs">
         <w:r>
           <w:rPr>
             <w:rStyle w:val="Hyperlink"/>
@@ -791,7 +791,7 @@
       <w:r>
         <w:t xml:space="preserve"> — modifié — </w:t>
       </w:r>
-      <w:hyperlink w:history="1" r:id="rIdlylpl_nxd_guombw-as8t">
+      <w:hyperlink w:history="1" r:id="rIdxacyzwmfglr3rk1djlzt1">
         <w:r>
           <w:rPr>
             <w:rStyle w:val="Hyperlink"/>
@@ -820,7 +820,7 @@
       <w:r>
         <w:t xml:space="preserve"> — modifié — </w:t>
       </w:r>
-      <w:hyperlink w:history="1" r:id="rIdnxy9o4cz9or234eaje4tj">
+      <w:hyperlink w:history="1" r:id="rIdo25779ke2kp0vjbe-7m7r">
         <w:r>
           <w:rPr>
             <w:rStyle w:val="Hyperlink"/>

--- a/docs/developpement/phases/word/PHASE_45_IA_OVHCLOUD_SEUL_COMME_MOTEUR_DE_LANGAGE_DE_LAGENT.docx
+++ b/docs/developpement/phases/word/PHASE_45_IA_OVHCLOUD_SEUL_COMME_MOTEUR_DE_LANGAGE_DE_LAGENT.docx
@@ -20,7 +20,7 @@
       <w:r>
         <w:t xml:space="preserve">FlaiX Expert · dossier de développement · généré le 2026-10-21 depuis le dépôt </w:t>
       </w:r>
-      <w:hyperlink w:history="1" r:id="rId4oiqwy7hkrqjluuimboix">
+      <w:hyperlink w:history="1" r:id="rId-qzdvbowdge54vqpxn9g6">
         <w:r>
           <w:rPr>
             <w:rStyle w:val="Hyperlink"/>
@@ -451,7 +451,7 @@
           <w:numId w:val="2"/>
         </w:numPr>
       </w:pPr>
-      <w:hyperlink w:history="1" r:id="rIdw0vgr9nnlh75nx4yjxzyq">
+      <w:hyperlink w:history="1" r:id="rIdoceb7wiazl_ezllurixtx">
         <w:r>
           <w:rPr>
             <w:rStyle w:val="Hyperlink"/>
@@ -471,7 +471,7 @@
           <w:numId w:val="2"/>
         </w:numPr>
       </w:pPr>
-      <w:hyperlink w:history="1" r:id="rIdexyhsefwehdizillgajiu">
+      <w:hyperlink w:history="1" r:id="rId9nvls-hqexzgvrrx-rmsi">
         <w:r>
           <w:rPr>
             <w:rStyle w:val="Hyperlink"/>
@@ -519,7 +519,7 @@
       <w:r>
         <w:t xml:space="preserve"> — modifié — </w:t>
       </w:r>
-      <w:hyperlink w:history="1" r:id="rIdomotzubdctirrirrf1jkb">
+      <w:hyperlink w:history="1" r:id="rIdd7c2a6qnvljimnxtx5ruy">
         <w:r>
           <w:rPr>
             <w:rStyle w:val="Hyperlink"/>
@@ -556,7 +556,7 @@
       <w:r>
         <w:t xml:space="preserve"> — modifié — </w:t>
       </w:r>
-      <w:hyperlink w:history="1" r:id="rIdphzxixxm8lyksu6molss2">
+      <w:hyperlink w:history="1" r:id="rIdq3zgl35asguvfjnzqyivt">
         <w:r>
           <w:rPr>
             <w:rStyle w:val="Hyperlink"/>
@@ -593,7 +593,7 @@
       <w:r>
         <w:t xml:space="preserve"> — modifié — </w:t>
       </w:r>
-      <w:hyperlink w:history="1" r:id="rId_hiywhi-u7e8gq0s0a3h6">
+      <w:hyperlink w:history="1" r:id="rIdym47s2mj9agsstykfunw3">
         <w:r>
           <w:rPr>
             <w:rStyle w:val="Hyperlink"/>
@@ -622,7 +622,7 @@
       <w:r>
         <w:t xml:space="preserve"> — modifié — </w:t>
       </w:r>
-      <w:hyperlink w:history="1" r:id="rId89nl0tjgjn_hou8myp7qa">
+      <w:hyperlink w:history="1" r:id="rIdibbnx2ujdhzufj2ucitc1">
         <w:r>
           <w:rPr>
             <w:rStyle w:val="Hyperlink"/>
@@ -659,7 +659,7 @@
       <w:r>
         <w:t xml:space="preserve"> — modifié — </w:t>
       </w:r>
-      <w:hyperlink w:history="1" r:id="rIdwjq1wowpvj56sqkhgi3ih">
+      <w:hyperlink w:history="1" r:id="rId41f0nnra2fg6xaf4lstga">
         <w:r>
           <w:rPr>
             <w:rStyle w:val="Hyperlink"/>
@@ -688,7 +688,7 @@
       <w:r>
         <w:t xml:space="preserve"> — modifié — </w:t>
       </w:r>
-      <w:hyperlink w:history="1" r:id="rIdjexkt6nntxnqjvxe6layy">
+      <w:hyperlink w:history="1" r:id="rId7dpssyegp8ewbrvup_nlr">
         <w:r>
           <w:rPr>
             <w:rStyle w:val="Hyperlink"/>
@@ -725,7 +725,7 @@
       <w:r>
         <w:t xml:space="preserve"> — modifié — </w:t>
       </w:r>
-      <w:hyperlink w:history="1" r:id="rIdqjwoiwgg0ojt0fzeoy3xa">
+      <w:hyperlink w:history="1" r:id="rIdgnpoj__ftkpebewpqfupr">
         <w:r>
           <w:rPr>
             <w:rStyle w:val="Hyperlink"/>
@@ -762,7 +762,7 @@
       <w:r>
         <w:t xml:space="preserve"> — modifié — </w:t>
       </w:r>
-      <w:hyperlink w:history="1" r:id="rId7cxaflulidja4bwgdmxhs">
+      <w:hyperlink w:history="1" r:id="rIdlqf4_2po_hq8hj5g3om5i">
         <w:r>
           <w:rPr>
             <w:rStyle w:val="Hyperlink"/>
@@ -791,7 +791,7 @@
       <w:r>
         <w:t xml:space="preserve"> — modifié — </w:t>
       </w:r>
-      <w:hyperlink w:history="1" r:id="rIdxacyzwmfglr3rk1djlzt1">
+      <w:hyperlink w:history="1" r:id="rIdiagburp6y3yaibhprcpgn">
         <w:r>
           <w:rPr>
             <w:rStyle w:val="Hyperlink"/>
@@ -820,7 +820,7 @@
       <w:r>
         <w:t xml:space="preserve"> — modifié — </w:t>
       </w:r>
-      <w:hyperlink w:history="1" r:id="rIdo25779ke2kp0vjbe-7m7r">
+      <w:hyperlink w:history="1" r:id="rIdwocrwdgwl_vdaukee6ogh">
         <w:r>
           <w:rPr>
             <w:rStyle w:val="Hyperlink"/>

--- a/docs/developpement/phases/word/PHASE_45_IA_OVHCLOUD_SEUL_COMME_MOTEUR_DE_LANGAGE_DE_LAGENT.docx
+++ b/docs/developpement/phases/word/PHASE_45_IA_OVHCLOUD_SEUL_COMME_MOTEUR_DE_LANGAGE_DE_LAGENT.docx
@@ -18,9 +18,9 @@
         <w:shd w:fill="F6F3FF" w:color="auto" w:val="clear"/>
       </w:pPr>
       <w:r>
-        <w:t xml:space="preserve">FlaiX Expert · dossier de développement · généré le 2026-10-21 depuis le dépôt </w:t>
-      </w:r>
-      <w:hyperlink w:history="1" r:id="rId-qzdvbowdge54vqpxn9g6">
+        <w:t xml:space="preserve">FlaiX Expert · dossier de développement · généré le 2026-10-23 depuis le dépôt </w:t>
+      </w:r>
+      <w:hyperlink w:history="1" r:id="rId_ltfyz6d-zdyzycn2aizf">
         <w:r>
           <w:rPr>
             <w:rStyle w:val="Hyperlink"/>
@@ -451,7 +451,7 @@
           <w:numId w:val="2"/>
         </w:numPr>
       </w:pPr>
-      <w:hyperlink w:history="1" r:id="rIdoceb7wiazl_ezllurixtx">
+      <w:hyperlink w:history="1" r:id="rIdhl263wwiszf7zhgj2xoly">
         <w:r>
           <w:rPr>
             <w:rStyle w:val="Hyperlink"/>
@@ -471,7 +471,7 @@
           <w:numId w:val="2"/>
         </w:numPr>
       </w:pPr>
-      <w:hyperlink w:history="1" r:id="rId9nvls-hqexzgvrrx-rmsi">
+      <w:hyperlink w:history="1" r:id="rIdobcp-0yrx_58ynnccgywv">
         <w:r>
           <w:rPr>
             <w:rStyle w:val="Hyperlink"/>
@@ -519,7 +519,7 @@
       <w:r>
         <w:t xml:space="preserve"> — modifié — </w:t>
       </w:r>
-      <w:hyperlink w:history="1" r:id="rIdd7c2a6qnvljimnxtx5ruy">
+      <w:hyperlink w:history="1" r:id="rIdahnrpauj-nd5ajnqhjygs">
         <w:r>
           <w:rPr>
             <w:rStyle w:val="Hyperlink"/>
@@ -556,7 +556,7 @@
       <w:r>
         <w:t xml:space="preserve"> — modifié — </w:t>
       </w:r>
-      <w:hyperlink w:history="1" r:id="rIdq3zgl35asguvfjnzqyivt">
+      <w:hyperlink w:history="1" r:id="rId3opov9pnn82gtemxry93g">
         <w:r>
           <w:rPr>
             <w:rStyle w:val="Hyperlink"/>
@@ -593,7 +593,7 @@
       <w:r>
         <w:t xml:space="preserve"> — modifié — </w:t>
       </w:r>
-      <w:hyperlink w:history="1" r:id="rIdym47s2mj9agsstykfunw3">
+      <w:hyperlink w:history="1" r:id="rIdwzotoixvmd2oc78jdwtax">
         <w:r>
           <w:rPr>
             <w:rStyle w:val="Hyperlink"/>
@@ -622,7 +622,7 @@
       <w:r>
         <w:t xml:space="preserve"> — modifié — </w:t>
       </w:r>
-      <w:hyperlink w:history="1" r:id="rIdibbnx2ujdhzufj2ucitc1">
+      <w:hyperlink w:history="1" r:id="rIdbz8uvze1dtomac80pzaqh">
         <w:r>
           <w:rPr>
             <w:rStyle w:val="Hyperlink"/>
@@ -659,7 +659,7 @@
       <w:r>
         <w:t xml:space="preserve"> — modifié — </w:t>
       </w:r>
-      <w:hyperlink w:history="1" r:id="rId41f0nnra2fg6xaf4lstga">
+      <w:hyperlink w:history="1" r:id="rIddrocbtrcy8zbmrk0f2jpf">
         <w:r>
           <w:rPr>
             <w:rStyle w:val="Hyperlink"/>
@@ -688,7 +688,7 @@
       <w:r>
         <w:t xml:space="preserve"> — modifié — </w:t>
       </w:r>
-      <w:hyperlink w:history="1" r:id="rId7dpssyegp8ewbrvup_nlr">
+      <w:hyperlink w:history="1" r:id="rIdtzrqoke5wctnddlexshem">
         <w:r>
           <w:rPr>
             <w:rStyle w:val="Hyperlink"/>
@@ -725,7 +725,7 @@
       <w:r>
         <w:t xml:space="preserve"> — modifié — </w:t>
       </w:r>
-      <w:hyperlink w:history="1" r:id="rIdgnpoj__ftkpebewpqfupr">
+      <w:hyperlink w:history="1" r:id="rIdqaasqfgnq4gytjjselptt">
         <w:r>
           <w:rPr>
             <w:rStyle w:val="Hyperlink"/>
@@ -762,7 +762,7 @@
       <w:r>
         <w:t xml:space="preserve"> — modifié — </w:t>
       </w:r>
-      <w:hyperlink w:history="1" r:id="rIdlqf4_2po_hq8hj5g3om5i">
+      <w:hyperlink w:history="1" r:id="rIdderjz5rllkq4xtlt8jqzi">
         <w:r>
           <w:rPr>
             <w:rStyle w:val="Hyperlink"/>
@@ -791,7 +791,7 @@
       <w:r>
         <w:t xml:space="preserve"> — modifié — </w:t>
       </w:r>
-      <w:hyperlink w:history="1" r:id="rIdiagburp6y3yaibhprcpgn">
+      <w:hyperlink w:history="1" r:id="rIdesfq79wlvs8a78gzfoq85">
         <w:r>
           <w:rPr>
             <w:rStyle w:val="Hyperlink"/>
@@ -820,7 +820,7 @@
       <w:r>
         <w:t xml:space="preserve"> — modifié — </w:t>
       </w:r>
-      <w:hyperlink w:history="1" r:id="rIdwocrwdgwl_vdaukee6ogh">
+      <w:hyperlink w:history="1" r:id="rIdgbr9uf-uhumagasvvyiq0">
         <w:r>
           <w:rPr>
             <w:rStyle w:val="Hyperlink"/>

--- a/docs/developpement/phases/word/PHASE_45_IA_OVHCLOUD_SEUL_COMME_MOTEUR_DE_LANGAGE_DE_LAGENT.docx
+++ b/docs/developpement/phases/word/PHASE_45_IA_OVHCLOUD_SEUL_COMME_MOTEUR_DE_LANGAGE_DE_LAGENT.docx
@@ -18,9 +18,9 @@
         <w:shd w:fill="F6F3FF" w:color="auto" w:val="clear"/>
       </w:pPr>
       <w:r>
-        <w:t xml:space="preserve">FlaiX Expert · dossier de développement · généré le 2026-10-23 depuis le dépôt </w:t>
-      </w:r>
-      <w:hyperlink w:history="1" r:id="rId_ltfyz6d-zdyzycn2aizf">
+        <w:t xml:space="preserve">FlaiX Expert · dossier de développement · généré le 2026-10-24 depuis le dépôt </w:t>
+      </w:r>
+      <w:hyperlink w:history="1" r:id="rIdgvcjli9bjwgtwduvljvtp">
         <w:r>
           <w:rPr>
             <w:rStyle w:val="Hyperlink"/>
@@ -451,7 +451,7 @@
           <w:numId w:val="2"/>
         </w:numPr>
       </w:pPr>
-      <w:hyperlink w:history="1" r:id="rIdhl263wwiszf7zhgj2xoly">
+      <w:hyperlink w:history="1" r:id="rIdfit33mgcn3kq9knwqerxf">
         <w:r>
           <w:rPr>
             <w:rStyle w:val="Hyperlink"/>
@@ -471,7 +471,7 @@
           <w:numId w:val="2"/>
         </w:numPr>
       </w:pPr>
-      <w:hyperlink w:history="1" r:id="rIdobcp-0yrx_58ynnccgywv">
+      <w:hyperlink w:history="1" r:id="rId6lrinaksiuyqbouemjoxz">
         <w:r>
           <w:rPr>
             <w:rStyle w:val="Hyperlink"/>
@@ -519,7 +519,7 @@
       <w:r>
         <w:t xml:space="preserve"> — modifié — </w:t>
       </w:r>
-      <w:hyperlink w:history="1" r:id="rIdahnrpauj-nd5ajnqhjygs">
+      <w:hyperlink w:history="1" r:id="rId15lqq68dwz24w6c_1ngud">
         <w:r>
           <w:rPr>
             <w:rStyle w:val="Hyperlink"/>
@@ -556,7 +556,7 @@
       <w:r>
         <w:t xml:space="preserve"> — modifié — </w:t>
       </w:r>
-      <w:hyperlink w:history="1" r:id="rId3opov9pnn82gtemxry93g">
+      <w:hyperlink w:history="1" r:id="rIdbcnbicklughlhnpyjfiu9">
         <w:r>
           <w:rPr>
             <w:rStyle w:val="Hyperlink"/>
@@ -593,7 +593,7 @@
       <w:r>
         <w:t xml:space="preserve"> — modifié — </w:t>
       </w:r>
-      <w:hyperlink w:history="1" r:id="rIdwzotoixvmd2oc78jdwtax">
+      <w:hyperlink w:history="1" r:id="rIdc6ilzq1te4bxgthevinth">
         <w:r>
           <w:rPr>
             <w:rStyle w:val="Hyperlink"/>
@@ -622,7 +622,7 @@
       <w:r>
         <w:t xml:space="preserve"> — modifié — </w:t>
       </w:r>
-      <w:hyperlink w:history="1" r:id="rIdbz8uvze1dtomac80pzaqh">
+      <w:hyperlink w:history="1" r:id="rIdklk1blx6v6yciub0q7jwi">
         <w:r>
           <w:rPr>
             <w:rStyle w:val="Hyperlink"/>
@@ -659,7 +659,7 @@
       <w:r>
         <w:t xml:space="preserve"> — modifié — </w:t>
       </w:r>
-      <w:hyperlink w:history="1" r:id="rIddrocbtrcy8zbmrk0f2jpf">
+      <w:hyperlink w:history="1" r:id="rIdzsabdttaprhklkt5a535g">
         <w:r>
           <w:rPr>
             <w:rStyle w:val="Hyperlink"/>
@@ -688,7 +688,7 @@
       <w:r>
         <w:t xml:space="preserve"> — modifié — </w:t>
       </w:r>
-      <w:hyperlink w:history="1" r:id="rIdtzrqoke5wctnddlexshem">
+      <w:hyperlink w:history="1" r:id="rIdevkkwl7tjz8t25ivglite">
         <w:r>
           <w:rPr>
             <w:rStyle w:val="Hyperlink"/>
@@ -725,7 +725,7 @@
       <w:r>
         <w:t xml:space="preserve"> — modifié — </w:t>
       </w:r>
-      <w:hyperlink w:history="1" r:id="rIdqaasqfgnq4gytjjselptt">
+      <w:hyperlink w:history="1" r:id="rIdpkgbrjcuopuuqajznoz0u">
         <w:r>
           <w:rPr>
             <w:rStyle w:val="Hyperlink"/>
@@ -762,7 +762,7 @@
       <w:r>
         <w:t xml:space="preserve"> — modifié — </w:t>
       </w:r>
-      <w:hyperlink w:history="1" r:id="rIdderjz5rllkq4xtlt8jqzi">
+      <w:hyperlink w:history="1" r:id="rIdsel7mbyxubsju25izjioj">
         <w:r>
           <w:rPr>
             <w:rStyle w:val="Hyperlink"/>
@@ -791,7 +791,7 @@
       <w:r>
         <w:t xml:space="preserve"> — modifié — </w:t>
       </w:r>
-      <w:hyperlink w:history="1" r:id="rIdesfq79wlvs8a78gzfoq85">
+      <w:hyperlink w:history="1" r:id="rIdu_o0xw04nmfimcyrlsaax">
         <w:r>
           <w:rPr>
             <w:rStyle w:val="Hyperlink"/>
@@ -820,7 +820,7 @@
       <w:r>
         <w:t xml:space="preserve"> — modifié — </w:t>
       </w:r>
-      <w:hyperlink w:history="1" r:id="rIdgbr9uf-uhumagasvvyiq0">
+      <w:hyperlink w:history="1" r:id="rIdkvptf9iq_0a-w_khfzp6h">
         <w:r>
           <w:rPr>
             <w:rStyle w:val="Hyperlink"/>

--- a/docs/developpement/phases/word/PHASE_45_IA_OVHCLOUD_SEUL_COMME_MOTEUR_DE_LANGAGE_DE_LAGENT.docx
+++ b/docs/developpement/phases/word/PHASE_45_IA_OVHCLOUD_SEUL_COMME_MOTEUR_DE_LANGAGE_DE_LAGENT.docx
@@ -18,9 +18,9 @@
         <w:shd w:fill="F6F3FF" w:color="auto" w:val="clear"/>
       </w:pPr>
       <w:r>
-        <w:t xml:space="preserve">FlaiX Expert · dossier de développement · généré le 2026-10-24 depuis le dépôt </w:t>
-      </w:r>
-      <w:hyperlink w:history="1" r:id="rIdgvcjli9bjwgtwduvljvtp">
+        <w:t xml:space="preserve">FlaiX Expert · dossier de développement · généré le 2026-10-25 depuis le dépôt </w:t>
+      </w:r>
+      <w:hyperlink w:history="1" r:id="rIdjh8xku1s6sys7hbfr2fgb">
         <w:r>
           <w:rPr>
             <w:rStyle w:val="Hyperlink"/>
@@ -451,7 +451,7 @@
           <w:numId w:val="2"/>
         </w:numPr>
       </w:pPr>
-      <w:hyperlink w:history="1" r:id="rIdfit33mgcn3kq9knwqerxf">
+      <w:hyperlink w:history="1" r:id="rIdn2uelaky5ypjlvswkczuh">
         <w:r>
           <w:rPr>
             <w:rStyle w:val="Hyperlink"/>
@@ -471,7 +471,7 @@
           <w:numId w:val="2"/>
         </w:numPr>
       </w:pPr>
-      <w:hyperlink w:history="1" r:id="rId6lrinaksiuyqbouemjoxz">
+      <w:hyperlink w:history="1" r:id="rIdigneuvianzdu22fxjrwud">
         <w:r>
           <w:rPr>
             <w:rStyle w:val="Hyperlink"/>
@@ -519,7 +519,7 @@
       <w:r>
         <w:t xml:space="preserve"> — modifié — </w:t>
       </w:r>
-      <w:hyperlink w:history="1" r:id="rId15lqq68dwz24w6c_1ngud">
+      <w:hyperlink w:history="1" r:id="rIdbwbu4x128jki19edey80m">
         <w:r>
           <w:rPr>
             <w:rStyle w:val="Hyperlink"/>
@@ -556,7 +556,7 @@
       <w:r>
         <w:t xml:space="preserve"> — modifié — </w:t>
       </w:r>
-      <w:hyperlink w:history="1" r:id="rIdbcnbicklughlhnpyjfiu9">
+      <w:hyperlink w:history="1" r:id="rIdcdkb5pvqsjy5kpgekk64m">
         <w:r>
           <w:rPr>
             <w:rStyle w:val="Hyperlink"/>
@@ -593,7 +593,7 @@
       <w:r>
         <w:t xml:space="preserve"> — modifié — </w:t>
       </w:r>
-      <w:hyperlink w:history="1" r:id="rIdc6ilzq1te4bxgthevinth">
+      <w:hyperlink w:history="1" r:id="rIdjddkh5-oz7-b1zkiaaa5x">
         <w:r>
           <w:rPr>
             <w:rStyle w:val="Hyperlink"/>
@@ -622,7 +622,7 @@
       <w:r>
         <w:t xml:space="preserve"> — modifié — </w:t>
       </w:r>
-      <w:hyperlink w:history="1" r:id="rIdklk1blx6v6yciub0q7jwi">
+      <w:hyperlink w:history="1" r:id="rId_c6ksj3fxxh-8gyndcwaf">
         <w:r>
           <w:rPr>
             <w:rStyle w:val="Hyperlink"/>
@@ -659,7 +659,7 @@
       <w:r>
         <w:t xml:space="preserve"> — modifié — </w:t>
       </w:r>
-      <w:hyperlink w:history="1" r:id="rIdzsabdttaprhklkt5a535g">
+      <w:hyperlink w:history="1" r:id="rIdbxpieo4t1i0hz7lsrmtjw">
         <w:r>
           <w:rPr>
             <w:rStyle w:val="Hyperlink"/>
@@ -688,7 +688,7 @@
       <w:r>
         <w:t xml:space="preserve"> — modifié — </w:t>
       </w:r>
-      <w:hyperlink w:history="1" r:id="rIdevkkwl7tjz8t25ivglite">
+      <w:hyperlink w:history="1" r:id="rIdl2keinzu8x30_h9cssllo">
         <w:r>
           <w:rPr>
             <w:rStyle w:val="Hyperlink"/>
@@ -725,7 +725,7 @@
       <w:r>
         <w:t xml:space="preserve"> — modifié — </w:t>
       </w:r>
-      <w:hyperlink w:history="1" r:id="rIdpkgbrjcuopuuqajznoz0u">
+      <w:hyperlink w:history="1" r:id="rIdpmbo_eh1dlcul6quf7dfk">
         <w:r>
           <w:rPr>
             <w:rStyle w:val="Hyperlink"/>
@@ -762,7 +762,7 @@
       <w:r>
         <w:t xml:space="preserve"> — modifié — </w:t>
       </w:r>
-      <w:hyperlink w:history="1" r:id="rIdsel7mbyxubsju25izjioj">
+      <w:hyperlink w:history="1" r:id="rIdhk9jnln1qdinszzzislz7">
         <w:r>
           <w:rPr>
             <w:rStyle w:val="Hyperlink"/>
@@ -791,7 +791,7 @@
       <w:r>
         <w:t xml:space="preserve"> — modifié — </w:t>
       </w:r>
-      <w:hyperlink w:history="1" r:id="rIdu_o0xw04nmfimcyrlsaax">
+      <w:hyperlink w:history="1" r:id="rIdjy3n27bylow-udxlpbhlm">
         <w:r>
           <w:rPr>
             <w:rStyle w:val="Hyperlink"/>
@@ -820,7 +820,7 @@
       <w:r>
         <w:t xml:space="preserve"> — modifié — </w:t>
       </w:r>
-      <w:hyperlink w:history="1" r:id="rIdkvptf9iq_0a-w_khfzp6h">
+      <w:hyperlink w:history="1" r:id="rIdakuatuq0qnd4fzx-eozj1">
         <w:r>
           <w:rPr>
             <w:rStyle w:val="Hyperlink"/>

--- a/docs/developpement/phases/word/PHASE_45_IA_OVHCLOUD_SEUL_COMME_MOTEUR_DE_LANGAGE_DE_LAGENT.docx
+++ b/docs/developpement/phases/word/PHASE_45_IA_OVHCLOUD_SEUL_COMME_MOTEUR_DE_LANGAGE_DE_LAGENT.docx
@@ -20,7 +20,7 @@
       <w:r>
         <w:t xml:space="preserve">FlaiX Expert · dossier de développement · généré le 2026-10-25 depuis le dépôt </w:t>
       </w:r>
-      <w:hyperlink w:history="1" r:id="rIdjh8xku1s6sys7hbfr2fgb">
+      <w:hyperlink w:history="1" r:id="rIdrhsmanurd7mwyhdr337ne">
         <w:r>
           <w:rPr>
             <w:rStyle w:val="Hyperlink"/>
@@ -451,7 +451,7 @@
           <w:numId w:val="2"/>
         </w:numPr>
       </w:pPr>
-      <w:hyperlink w:history="1" r:id="rIdn2uelaky5ypjlvswkczuh">
+      <w:hyperlink w:history="1" r:id="rIdf9wk90sf3_niezhcbl1ne">
         <w:r>
           <w:rPr>
             <w:rStyle w:val="Hyperlink"/>
@@ -471,7 +471,7 @@
           <w:numId w:val="2"/>
         </w:numPr>
       </w:pPr>
-      <w:hyperlink w:history="1" r:id="rIdigneuvianzdu22fxjrwud">
+      <w:hyperlink w:history="1" r:id="rIdk3trvoemqpcvwajij74cs">
         <w:r>
           <w:rPr>
             <w:rStyle w:val="Hyperlink"/>
@@ -519,7 +519,7 @@
       <w:r>
         <w:t xml:space="preserve"> — modifié — </w:t>
       </w:r>
-      <w:hyperlink w:history="1" r:id="rIdbwbu4x128jki19edey80m">
+      <w:hyperlink w:history="1" r:id="rIdtwurrztq0bz71gb7xqfoy">
         <w:r>
           <w:rPr>
             <w:rStyle w:val="Hyperlink"/>
@@ -556,7 +556,7 @@
       <w:r>
         <w:t xml:space="preserve"> — modifié — </w:t>
       </w:r>
-      <w:hyperlink w:history="1" r:id="rIdcdkb5pvqsjy5kpgekk64m">
+      <w:hyperlink w:history="1" r:id="rIdn7lkujkrizidr3ccyjg0m">
         <w:r>
           <w:rPr>
             <w:rStyle w:val="Hyperlink"/>
@@ -593,7 +593,7 @@
       <w:r>
         <w:t xml:space="preserve"> — modifié — </w:t>
       </w:r>
-      <w:hyperlink w:history="1" r:id="rIdjddkh5-oz7-b1zkiaaa5x">
+      <w:hyperlink w:history="1" r:id="rIdcoxvqictnhknacwpxwmre">
         <w:r>
           <w:rPr>
             <w:rStyle w:val="Hyperlink"/>
@@ -622,7 +622,7 @@
       <w:r>
         <w:t xml:space="preserve"> — modifié — </w:t>
       </w:r>
-      <w:hyperlink w:history="1" r:id="rId_c6ksj3fxxh-8gyndcwaf">
+      <w:hyperlink w:history="1" r:id="rId-8lrpixsmcuihu3uf-f6w">
         <w:r>
           <w:rPr>
             <w:rStyle w:val="Hyperlink"/>
@@ -659,7 +659,7 @@
       <w:r>
         <w:t xml:space="preserve"> — modifié — </w:t>
       </w:r>
-      <w:hyperlink w:history="1" r:id="rIdbxpieo4t1i0hz7lsrmtjw">
+      <w:hyperlink w:history="1" r:id="rIdjzeoznrsdaw-kwurtosh9">
         <w:r>
           <w:rPr>
             <w:rStyle w:val="Hyperlink"/>
@@ -688,7 +688,7 @@
       <w:r>
         <w:t xml:space="preserve"> — modifié — </w:t>
       </w:r>
-      <w:hyperlink w:history="1" r:id="rIdl2keinzu8x30_h9cssllo">
+      <w:hyperlink w:history="1" r:id="rId6c1wqqyhc4pgl54nzyxxb">
         <w:r>
           <w:rPr>
             <w:rStyle w:val="Hyperlink"/>
@@ -725,7 +725,7 @@
       <w:r>
         <w:t xml:space="preserve"> — modifié — </w:t>
       </w:r>
-      <w:hyperlink w:history="1" r:id="rIdpmbo_eh1dlcul6quf7dfk">
+      <w:hyperlink w:history="1" r:id="rIdisajokyd9rjprewpb0mvx">
         <w:r>
           <w:rPr>
             <w:rStyle w:val="Hyperlink"/>
@@ -762,7 +762,7 @@
       <w:r>
         <w:t xml:space="preserve"> — modifié — </w:t>
       </w:r>
-      <w:hyperlink w:history="1" r:id="rIdhk9jnln1qdinszzzislz7">
+      <w:hyperlink w:history="1" r:id="rIdgemmkkjy_s3om9g0lozf6">
         <w:r>
           <w:rPr>
             <w:rStyle w:val="Hyperlink"/>
@@ -791,7 +791,7 @@
       <w:r>
         <w:t xml:space="preserve"> — modifié — </w:t>
       </w:r>
-      <w:hyperlink w:history="1" r:id="rIdjy3n27bylow-udxlpbhlm">
+      <w:hyperlink w:history="1" r:id="rIdizaav9epigbf77k9sekyr">
         <w:r>
           <w:rPr>
             <w:rStyle w:val="Hyperlink"/>
@@ -820,7 +820,7 @@
       <w:r>
         <w:t xml:space="preserve"> — modifié — </w:t>
       </w:r>
-      <w:hyperlink w:history="1" r:id="rIdakuatuq0qnd4fzx-eozj1">
+      <w:hyperlink w:history="1" r:id="rId8sg4en3rdyy6jv2klmnc4">
         <w:r>
           <w:rPr>
             <w:rStyle w:val="Hyperlink"/>

--- a/docs/developpement/phases/word/PHASE_45_IA_OVHCLOUD_SEUL_COMME_MOTEUR_DE_LANGAGE_DE_LAGENT.docx
+++ b/docs/developpement/phases/word/PHASE_45_IA_OVHCLOUD_SEUL_COMME_MOTEUR_DE_LANGAGE_DE_LAGENT.docx
@@ -20,7 +20,7 @@
       <w:r>
         <w:t xml:space="preserve">FlaiX Expert · dossier de développement · généré le 2026-10-25 depuis le dépôt </w:t>
       </w:r>
-      <w:hyperlink w:history="1" r:id="rIdrhsmanurd7mwyhdr337ne">
+      <w:hyperlink w:history="1" r:id="rId61k2neugbx1t74fgwgdn1">
         <w:r>
           <w:rPr>
             <w:rStyle w:val="Hyperlink"/>
@@ -451,7 +451,7 @@
           <w:numId w:val="2"/>
         </w:numPr>
       </w:pPr>
-      <w:hyperlink w:history="1" r:id="rIdf9wk90sf3_niezhcbl1ne">
+      <w:hyperlink w:history="1" r:id="rIdhq2wkz-rb2uc0geiuenqz">
         <w:r>
           <w:rPr>
             <w:rStyle w:val="Hyperlink"/>
@@ -471,7 +471,7 @@
           <w:numId w:val="2"/>
         </w:numPr>
       </w:pPr>
-      <w:hyperlink w:history="1" r:id="rIdk3trvoemqpcvwajij74cs">
+      <w:hyperlink w:history="1" r:id="rId3zjbodsjqcwi5kfwzjf-q">
         <w:r>
           <w:rPr>
             <w:rStyle w:val="Hyperlink"/>
@@ -519,7 +519,7 @@
       <w:r>
         <w:t xml:space="preserve"> — modifié — </w:t>
       </w:r>
-      <w:hyperlink w:history="1" r:id="rIdtwurrztq0bz71gb7xqfoy">
+      <w:hyperlink w:history="1" r:id="rIdwamllmqi4fhl_tafvcsko">
         <w:r>
           <w:rPr>
             <w:rStyle w:val="Hyperlink"/>
@@ -556,7 +556,7 @@
       <w:r>
         <w:t xml:space="preserve"> — modifié — </w:t>
       </w:r>
-      <w:hyperlink w:history="1" r:id="rIdn7lkujkrizidr3ccyjg0m">
+      <w:hyperlink w:history="1" r:id="rId7ukb9ju--kl8eqepcxik-">
         <w:r>
           <w:rPr>
             <w:rStyle w:val="Hyperlink"/>
@@ -593,7 +593,7 @@
       <w:r>
         <w:t xml:space="preserve"> — modifié — </w:t>
       </w:r>
-      <w:hyperlink w:history="1" r:id="rIdcoxvqictnhknacwpxwmre">
+      <w:hyperlink w:history="1" r:id="rIdvhmk9ckne4z1tnyxelzcn">
         <w:r>
           <w:rPr>
             <w:rStyle w:val="Hyperlink"/>
@@ -622,7 +622,7 @@
       <w:r>
         <w:t xml:space="preserve"> — modifié — </w:t>
       </w:r>
-      <w:hyperlink w:history="1" r:id="rId-8lrpixsmcuihu3uf-f6w">
+      <w:hyperlink w:history="1" r:id="rIdpqcn-q20xq-ob8q0vsfng">
         <w:r>
           <w:rPr>
             <w:rStyle w:val="Hyperlink"/>
@@ -659,7 +659,7 @@
       <w:r>
         <w:t xml:space="preserve"> — modifié — </w:t>
       </w:r>
-      <w:hyperlink w:history="1" r:id="rIdjzeoznrsdaw-kwurtosh9">
+      <w:hyperlink w:history="1" r:id="rIdztfj5uwwybhlgmwlgfeys">
         <w:r>
           <w:rPr>
             <w:rStyle w:val="Hyperlink"/>
@@ -688,7 +688,7 @@
       <w:r>
         <w:t xml:space="preserve"> — modifié — </w:t>
       </w:r>
-      <w:hyperlink w:history="1" r:id="rId6c1wqqyhc4pgl54nzyxxb">
+      <w:hyperlink w:history="1" r:id="rId3w7iq4j5wxzai3azamehi">
         <w:r>
           <w:rPr>
             <w:rStyle w:val="Hyperlink"/>
@@ -725,7 +725,7 @@
       <w:r>
         <w:t xml:space="preserve"> — modifié — </w:t>
       </w:r>
-      <w:hyperlink w:history="1" r:id="rIdisajokyd9rjprewpb0mvx">
+      <w:hyperlink w:history="1" r:id="rIdql9ijiyxlk_yapd_xtyag">
         <w:r>
           <w:rPr>
             <w:rStyle w:val="Hyperlink"/>
@@ -762,7 +762,7 @@
       <w:r>
         <w:t xml:space="preserve"> — modifié — </w:t>
       </w:r>
-      <w:hyperlink w:history="1" r:id="rIdgemmkkjy_s3om9g0lozf6">
+      <w:hyperlink w:history="1" r:id="rIdx1h_8eom1qo15vpqqvw9u">
         <w:r>
           <w:rPr>
             <w:rStyle w:val="Hyperlink"/>
@@ -791,7 +791,7 @@
       <w:r>
         <w:t xml:space="preserve"> — modifié — </w:t>
       </w:r>
-      <w:hyperlink w:history="1" r:id="rIdizaav9epigbf77k9sekyr">
+      <w:hyperlink w:history="1" r:id="rIdiisyxnb4fa8rsufksrr2h">
         <w:r>
           <w:rPr>
             <w:rStyle w:val="Hyperlink"/>
@@ -820,7 +820,7 @@
       <w:r>
         <w:t xml:space="preserve"> — modifié — </w:t>
       </w:r>
-      <w:hyperlink w:history="1" r:id="rId8sg4en3rdyy6jv2klmnc4">
+      <w:hyperlink w:history="1" r:id="rId2ko-v3ycjgphvpcc1ppxx">
         <w:r>
           <w:rPr>
             <w:rStyle w:val="Hyperlink"/>
